--- a/docs/Casos_de_prueba_manuales_AutomationExercise_v1.docx
+++ b/docs/Casos_de_prueba_manuales_AutomationExercise_v1.docx
@@ -13,39 +13,8 @@
           <w:sz w:val="32"/>
           <w:szCs w:val="32"/>
         </w:rPr>
-        <w:t xml:space="preserve">Casos de prueba manuales v1 — </w:t>
-      </w:r>
-      <w:proofErr w:type="spellStart"/>
-      <w:r>
-        <w:rPr>
-          <w:b/>
-          <w:bCs/>
-          <w:sz w:val="32"/>
-          <w:szCs w:val="32"/>
-        </w:rPr>
-        <w:t>Automation</w:t>
-      </w:r>
-      <w:proofErr w:type="spellEnd"/>
-      <w:r>
-        <w:rPr>
-          <w:b/>
-          <w:bCs/>
-          <w:sz w:val="32"/>
-          <w:szCs w:val="32"/>
-        </w:rPr>
-        <w:t xml:space="preserve"> </w:t>
-      </w:r>
-      <w:proofErr w:type="spellStart"/>
-      <w:r>
-        <w:rPr>
-          <w:b/>
-          <w:bCs/>
-          <w:sz w:val="32"/>
-          <w:szCs w:val="32"/>
-        </w:rPr>
-        <w:t>Exercise</w:t>
-      </w:r>
-      <w:proofErr w:type="spellEnd"/>
+        <w:t>Casos de prueba manuales v1 — Automation Exercise</w:t>
+      </w:r>
     </w:p>
     <w:p>
       <w:pPr>
@@ -59,21 +28,8 @@
         <w:t>Curso:</w:t>
       </w:r>
       <w:r>
-        <w:t xml:space="preserve"> QA </w:t>
-      </w:r>
-      <w:proofErr w:type="spellStart"/>
-      <w:r>
-        <w:t>Automatizador</w:t>
-      </w:r>
-      <w:proofErr w:type="spellEnd"/>
-      <w:r>
-        <w:t xml:space="preserve"> — </w:t>
-      </w:r>
-      <w:proofErr w:type="spellStart"/>
-      <w:r>
-        <w:t>Tecsup</w:t>
-      </w:r>
-      <w:proofErr w:type="spellEnd"/>
+        <w:t xml:space="preserve"> QA Automatizador — Tecsup</w:t>
+      </w:r>
     </w:p>
     <w:p>
       <w:pPr>
@@ -87,31 +43,7 @@
         <w:t>Proyecto:</w:t>
       </w:r>
       <w:r>
-        <w:t xml:space="preserve"> Tienda en línea de práctica </w:t>
-      </w:r>
-      <w:proofErr w:type="spellStart"/>
-      <w:r>
-        <w:t>Automation</w:t>
-      </w:r>
-      <w:proofErr w:type="spellEnd"/>
-      <w:r>
-        <w:t xml:space="preserve"> </w:t>
-      </w:r>
-      <w:proofErr w:type="spellStart"/>
-      <w:r>
-        <w:t>Exercise</w:t>
-      </w:r>
-      <w:proofErr w:type="spellEnd"/>
-      <w:r>
-        <w:t xml:space="preserve"> (módulo </w:t>
-      </w:r>
-      <w:proofErr w:type="spellStart"/>
-      <w:r>
-        <w:t>Products</w:t>
-      </w:r>
-      <w:proofErr w:type="spellEnd"/>
-      <w:r>
-        <w:t>)</w:t>
+        <w:t xml:space="preserve"> Tienda en línea de práctica Automation Exercise (módulo Products)</w:t>
       </w:r>
     </w:p>
     <w:p>
@@ -162,7 +94,13 @@
         <w:t>Fecha:</w:t>
       </w:r>
       <w:r>
-        <w:t xml:space="preserve"> 19 de octubre de 2026</w:t>
+        <w:t xml:space="preserve"> </w:t>
+      </w:r>
+      <w:r>
+        <w:t>10</w:t>
+      </w:r>
+      <w:r>
+        <w:t xml:space="preserve"> de octubre de 2026</w:t>
       </w:r>
     </w:p>
     <w:p>
@@ -251,23 +189,7 @@
         <w:spacing w:after="120"/>
       </w:pPr>
       <w:r>
-        <w:t xml:space="preserve">Verificar el funcionamiento de los principales procesos del módulo de productos de </w:t>
-      </w:r>
-      <w:proofErr w:type="spellStart"/>
-      <w:r>
-        <w:t>Automation</w:t>
-      </w:r>
-      <w:proofErr w:type="spellEnd"/>
-      <w:r>
-        <w:t xml:space="preserve"> </w:t>
-      </w:r>
-      <w:proofErr w:type="spellStart"/>
-      <w:r>
-        <w:t>Exercise</w:t>
-      </w:r>
-      <w:proofErr w:type="spellEnd"/>
-      <w:r>
-        <w:t xml:space="preserve"> mediante pruebas manuales, identificando posibles defectos funcionales y problemas de accesibilidad y usabilidad.</w:t>
+        <w:t>Verificar el funcionamiento de los principales procesos del módulo de productos de Automation Exercise mediante pruebas manuales, identificando posibles defectos funcionales y problemas de accesibilidad y usabilidad.</w:t>
       </w:r>
     </w:p>
     <w:p>
@@ -334,15 +256,7 @@
         <w:spacing w:after="60"/>
       </w:pPr>
       <w:r>
-        <w:t xml:space="preserve">Filtro por categoría (Women, Men, </w:t>
-      </w:r>
-      <w:proofErr w:type="spellStart"/>
-      <w:r>
-        <w:t>Kids</w:t>
-      </w:r>
-      <w:proofErr w:type="spellEnd"/>
-      <w:r>
-        <w:t xml:space="preserve"> y sus subcategorías).</w:t>
+        <w:t>Filtro por categoría (Women, Men, Kids y sus subcategorías).</w:t>
       </w:r>
     </w:p>
     <w:p>
@@ -381,36 +295,20 @@
         <w:spacing w:after="60"/>
       </w:pPr>
       <w:r>
-        <w:t xml:space="preserve">Acceso al detalle de producto (View </w:t>
-      </w:r>
-      <w:proofErr w:type="spellStart"/>
-      <w:r>
-        <w:t>Product</w:t>
-      </w:r>
-      <w:proofErr w:type="spellEnd"/>
-      <w:r>
-        <w:t>).</w:t>
-      </w:r>
-    </w:p>
-    <w:p>
-      <w:pPr>
-        <w:pStyle w:val="Prrafodelista"/>
-        <w:numPr>
-          <w:ilvl w:val="0"/>
-          <w:numId w:val="2"/>
-        </w:numPr>
-        <w:spacing w:after="60"/>
-      </w:pPr>
-      <w:r>
-        <w:t>Visualización del carrito y reglas de compra (</w:t>
-      </w:r>
-      <w:proofErr w:type="spellStart"/>
-      <w:r>
-        <w:t>checkout</w:t>
-      </w:r>
-      <w:proofErr w:type="spellEnd"/>
-      <w:r>
-        <w:t>).</w:t>
+        <w:t>Acceso al detalle de producto (View Product).</w:t>
+      </w:r>
+    </w:p>
+    <w:p>
+      <w:pPr>
+        <w:pStyle w:val="Prrafodelista"/>
+        <w:numPr>
+          <w:ilvl w:val="0"/>
+          <w:numId w:val="2"/>
+        </w:numPr>
+        <w:spacing w:after="60"/>
+      </w:pPr>
+      <w:r>
+        <w:t>Visualización del carrito y reglas de compra (checkout).</w:t>
       </w:r>
     </w:p>
     <w:p>
@@ -458,47 +356,7 @@
         <w:t>34 productos</w:t>
       </w:r>
       <w:r>
-        <w:t xml:space="preserve"> listados, con precios en rupias (por ejemplo, Blue Top </w:t>
-      </w:r>
-      <w:proofErr w:type="spellStart"/>
-      <w:r>
-        <w:t>Rs</w:t>
-      </w:r>
-      <w:proofErr w:type="spellEnd"/>
-      <w:r>
-        <w:t xml:space="preserve">. 500, Men </w:t>
-      </w:r>
-      <w:proofErr w:type="spellStart"/>
-      <w:r>
-        <w:t>Tshirt</w:t>
-      </w:r>
-      <w:proofErr w:type="spellEnd"/>
-      <w:r>
-        <w:t xml:space="preserve"> </w:t>
-      </w:r>
-      <w:proofErr w:type="spellStart"/>
-      <w:r>
-        <w:t>Rs</w:t>
-      </w:r>
-      <w:proofErr w:type="spellEnd"/>
-      <w:r>
-        <w:t xml:space="preserve">. 400, </w:t>
-      </w:r>
-      <w:proofErr w:type="spellStart"/>
-      <w:r>
-        <w:t>Sleeveless</w:t>
-      </w:r>
-      <w:proofErr w:type="spellEnd"/>
-      <w:r>
-        <w:t xml:space="preserve"> Dress </w:t>
-      </w:r>
-      <w:proofErr w:type="spellStart"/>
-      <w:r>
-        <w:t>Rs</w:t>
-      </w:r>
-      <w:proofErr w:type="spellEnd"/>
-      <w:r>
-        <w:t>. 1000).</w:t>
+        <w:t xml:space="preserve"> listados, con precios en rupias (por ejemplo, Blue Top Rs. 500, Men Tshirt Rs. 400, Sleeveless Dress Rs. 1000).</w:t>
       </w:r>
     </w:p>
     <w:p>
@@ -518,23 +376,7 @@
         <w:t>Categorías:</w:t>
       </w:r>
       <w:r>
-        <w:t xml:space="preserve"> Women (Dress, Tops, Saree), Men (</w:t>
-      </w:r>
-      <w:proofErr w:type="spellStart"/>
-      <w:r>
-        <w:t>Tshirts</w:t>
-      </w:r>
-      <w:proofErr w:type="spellEnd"/>
-      <w:r>
-        <w:t xml:space="preserve">, Jeans) y </w:t>
-      </w:r>
-      <w:proofErr w:type="spellStart"/>
-      <w:r>
-        <w:t>Kids</w:t>
-      </w:r>
-      <w:proofErr w:type="spellEnd"/>
-      <w:r>
-        <w:t xml:space="preserve"> (Dress, Tops &amp; Shirts).</w:t>
+        <w:t xml:space="preserve"> Women (Dress, Tops, Saree), Men (Tshirts, Jeans) y Kids (Dress, Tops &amp; Shirts).</w:t>
       </w:r>
     </w:p>
     <w:p>
@@ -554,15 +396,7 @@
         <w:t>8 marcas con contador:</w:t>
       </w:r>
       <w:r>
-        <w:t xml:space="preserve"> Polo (6), H&amp;M (5), Madame (5), Mast &amp; Harbour (3), </w:t>
-      </w:r>
-      <w:proofErr w:type="spellStart"/>
-      <w:r>
-        <w:t>Babyhug</w:t>
-      </w:r>
-      <w:proofErr w:type="spellEnd"/>
-      <w:r>
-        <w:t xml:space="preserve"> (4), Allen Solly Junior (3), Kookie Kids (3) y Biba (5); la suma de los contadores es 34.</w:t>
+        <w:t xml:space="preserve"> Polo (6), H&amp;M (5), Madame (5), Mast &amp; Harbour (3), Babyhug (4), Allen Solly Junior (3), Kookie Kids (3) y Biba (5); la suma de los contadores es 34.</w:t>
       </w:r>
     </w:p>
     <w:p>
@@ -582,33 +416,8 @@
           <w:b/>
           <w:bCs/>
         </w:rPr>
-        <w:t xml:space="preserve">Add </w:t>
-      </w:r>
-      <w:proofErr w:type="spellStart"/>
-      <w:r>
-        <w:rPr>
-          <w:b/>
-          <w:bCs/>
-        </w:rPr>
-        <w:t>to</w:t>
-      </w:r>
-      <w:proofErr w:type="spellEnd"/>
-      <w:r>
-        <w:rPr>
-          <w:b/>
-          <w:bCs/>
-        </w:rPr>
-        <w:t xml:space="preserve"> </w:t>
-      </w:r>
-      <w:proofErr w:type="spellStart"/>
-      <w:r>
-        <w:rPr>
-          <w:b/>
-          <w:bCs/>
-        </w:rPr>
-        <w:t>cart</w:t>
-      </w:r>
-      <w:proofErr w:type="spellEnd"/>
+        <w:t>Add to cart</w:t>
+      </w:r>
       <w:r>
         <w:t xml:space="preserve"> y </w:t>
       </w:r>
@@ -617,75 +426,10 @@
           <w:b/>
           <w:bCs/>
         </w:rPr>
-        <w:t xml:space="preserve">View </w:t>
-      </w:r>
-      <w:proofErr w:type="spellStart"/>
-      <w:r>
-        <w:rPr>
-          <w:b/>
-          <w:bCs/>
-        </w:rPr>
-        <w:t>Product</w:t>
-      </w:r>
-      <w:proofErr w:type="spellEnd"/>
-      <w:r>
-        <w:t xml:space="preserve">; </w:t>
-      </w:r>
-      <w:proofErr w:type="gramStart"/>
-      <w:r>
-        <w:t>al agregar se muestra el mensaje “Added!</w:t>
-      </w:r>
-      <w:proofErr w:type="gramEnd"/>
-      <w:r>
-        <w:t xml:space="preserve"> </w:t>
-      </w:r>
-      <w:proofErr w:type="spellStart"/>
-      <w:r>
-        <w:t>Your</w:t>
-      </w:r>
-      <w:proofErr w:type="spellEnd"/>
-      <w:r>
-        <w:t xml:space="preserve"> </w:t>
-      </w:r>
-      <w:proofErr w:type="spellStart"/>
-      <w:r>
-        <w:t>product</w:t>
-      </w:r>
-      <w:proofErr w:type="spellEnd"/>
-      <w:r>
-        <w:t xml:space="preserve"> has </w:t>
-      </w:r>
-      <w:proofErr w:type="spellStart"/>
-      <w:r>
-        <w:t>been</w:t>
-      </w:r>
-      <w:proofErr w:type="spellEnd"/>
-      <w:r>
-        <w:t xml:space="preserve"> </w:t>
-      </w:r>
-      <w:proofErr w:type="spellStart"/>
-      <w:r>
-        <w:t>added</w:t>
-      </w:r>
-      <w:proofErr w:type="spellEnd"/>
-      <w:r>
-        <w:t xml:space="preserve"> </w:t>
-      </w:r>
-      <w:proofErr w:type="spellStart"/>
-      <w:r>
-        <w:t>to</w:t>
-      </w:r>
-      <w:proofErr w:type="spellEnd"/>
-      <w:r>
-        <w:t xml:space="preserve"> </w:t>
-      </w:r>
-      <w:proofErr w:type="spellStart"/>
-      <w:r>
-        <w:t>cart</w:t>
-      </w:r>
-      <w:proofErr w:type="spellEnd"/>
-      <w:r>
-        <w:t>” con los botones View Cart y Continue Shopping.</w:t>
+        <w:t>View Product</w:t>
+      </w:r>
+      <w:r>
+        <w:t>; al agregar se muestra el mensaje “Added! Your product has been added to cart” con los botones View Cart y Continue Shopping.</w:t>
       </w:r>
     </w:p>
     <w:p>
@@ -726,15 +470,7 @@
         <w:spacing w:after="120"/>
       </w:pPr>
       <w:r>
-        <w:t xml:space="preserve">El usuario abre la sección </w:t>
-      </w:r>
-      <w:proofErr w:type="spellStart"/>
-      <w:r>
-        <w:t>Products</w:t>
-      </w:r>
-      <w:proofErr w:type="spellEnd"/>
-      <w:r>
-        <w:t xml:space="preserve"> y visualiza el catálogo con nombre, precio e imagen de cada artículo.</w:t>
+        <w:t>El usuario abre la sección Products y visualiza el catálogo con nombre, precio e imagen de cada artículo.</w:t>
       </w:r>
     </w:p>
     <w:p>
@@ -819,23 +555,7 @@
         <w:spacing w:after="120"/>
       </w:pPr>
       <w:r>
-        <w:t xml:space="preserve">El usuario pulsa Add </w:t>
-      </w:r>
-      <w:proofErr w:type="spellStart"/>
-      <w:r>
-        <w:t>to</w:t>
-      </w:r>
-      <w:proofErr w:type="spellEnd"/>
-      <w:r>
-        <w:t xml:space="preserve"> </w:t>
-      </w:r>
-      <w:proofErr w:type="spellStart"/>
-      <w:r>
-        <w:t>cart</w:t>
-      </w:r>
-      <w:proofErr w:type="spellEnd"/>
-      <w:r>
-        <w:t>, recibe confirmación y decide continuar comprando o ver el carrito.</w:t>
+        <w:t>El usuario pulsa Add to cart, recibe confirmación y decide continuar comprando o ver el carrito.</w:t>
       </w:r>
     </w:p>
     <w:p>
@@ -856,15 +576,7 @@
         <w:spacing w:after="120"/>
       </w:pPr>
       <w:r>
-        <w:t xml:space="preserve">El usuario pulsa View </w:t>
-      </w:r>
-      <w:proofErr w:type="spellStart"/>
-      <w:r>
-        <w:t>Product</w:t>
-      </w:r>
-      <w:proofErr w:type="spellEnd"/>
-      <w:r>
-        <w:t xml:space="preserve"> y accede a la ficha del producto elegido.</w:t>
+        <w:t>El usuario pulsa View Product y accede a la ficha del producto elegido.</w:t>
       </w:r>
     </w:p>
     <w:p>
@@ -931,12 +643,6 @@
         <w:gridCol w:w="4604"/>
       </w:tblGrid>
       <w:tr>
-        <w:tblPrEx>
-          <w:tblCellMar>
-            <w:top w:w="0" w:type="dxa"/>
-            <w:bottom w:w="0" w:type="dxa"/>
-          </w:tblCellMar>
-        </w:tblPrEx>
         <w:trPr>
           <w:cantSplit/>
           <w:tblHeader/>
@@ -1039,12 +745,6 @@
         </w:tc>
       </w:tr>
       <w:tr>
-        <w:tblPrEx>
-          <w:tblCellMar>
-            <w:top w:w="0" w:type="dxa"/>
-            <w:bottom w:w="0" w:type="dxa"/>
-          </w:tblCellMar>
-        </w:tblPrEx>
         <w:trPr>
           <w:cantSplit/>
         </w:trPr>
@@ -1137,12 +837,6 @@
         </w:tc>
       </w:tr>
       <w:tr>
-        <w:tblPrEx>
-          <w:tblCellMar>
-            <w:top w:w="0" w:type="dxa"/>
-            <w:bottom w:w="0" w:type="dxa"/>
-          </w:tblCellMar>
-        </w:tblPrEx>
         <w:trPr>
           <w:cantSplit/>
         </w:trPr>
@@ -1235,12 +929,6 @@
         </w:tc>
       </w:tr>
       <w:tr>
-        <w:tblPrEx>
-          <w:tblCellMar>
-            <w:top w:w="0" w:type="dxa"/>
-            <w:bottom w:w="0" w:type="dxa"/>
-          </w:tblCellMar>
-        </w:tblPrEx>
         <w:trPr>
           <w:cantSplit/>
         </w:trPr>
@@ -1333,12 +1021,6 @@
         </w:tc>
       </w:tr>
       <w:tr>
-        <w:tblPrEx>
-          <w:tblCellMar>
-            <w:top w:w="0" w:type="dxa"/>
-            <w:bottom w:w="0" w:type="dxa"/>
-          </w:tblCellMar>
-        </w:tblPrEx>
         <w:trPr>
           <w:cantSplit/>
         </w:trPr>
@@ -1431,12 +1113,6 @@
         </w:tc>
       </w:tr>
       <w:tr>
-        <w:tblPrEx>
-          <w:tblCellMar>
-            <w:top w:w="0" w:type="dxa"/>
-            <w:bottom w:w="0" w:type="dxa"/>
-          </w:tblCellMar>
-        </w:tblPrEx>
         <w:trPr>
           <w:cantSplit/>
         </w:trPr>
@@ -1529,12 +1205,6 @@
         </w:tc>
       </w:tr>
       <w:tr>
-        <w:tblPrEx>
-          <w:tblCellMar>
-            <w:top w:w="0" w:type="dxa"/>
-            <w:bottom w:w="0" w:type="dxa"/>
-          </w:tblCellMar>
-        </w:tblPrEx>
         <w:trPr>
           <w:cantSplit/>
         </w:trPr>
@@ -1627,12 +1297,6 @@
         </w:tc>
       </w:tr>
       <w:tr>
-        <w:tblPrEx>
-          <w:tblCellMar>
-            <w:top w:w="0" w:type="dxa"/>
-            <w:bottom w:w="0" w:type="dxa"/>
-          </w:tblCellMar>
-        </w:tblPrEx>
         <w:trPr>
           <w:cantSplit/>
         </w:trPr>
@@ -1853,12 +1517,6 @@
         <w:gridCol w:w="1200"/>
       </w:tblGrid>
       <w:tr>
-        <w:tblPrEx>
-          <w:tblCellMar>
-            <w:top w:w="0" w:type="dxa"/>
-            <w:bottom w:w="0" w:type="dxa"/>
-          </w:tblCellMar>
-        </w:tblPrEx>
         <w:trPr>
           <w:cantSplit/>
           <w:tblHeader/>
@@ -2025,12 +1683,6 @@
         </w:tc>
       </w:tr>
       <w:tr>
-        <w:tblPrEx>
-          <w:tblCellMar>
-            <w:top w:w="0" w:type="dxa"/>
-            <w:bottom w:w="0" w:type="dxa"/>
-          </w:tblCellMar>
-        </w:tblPrEx>
         <w:trPr>
           <w:cantSplit/>
         </w:trPr>
@@ -2181,12 +1833,6 @@
         </w:tc>
       </w:tr>
       <w:tr>
-        <w:tblPrEx>
-          <w:tblCellMar>
-            <w:top w:w="0" w:type="dxa"/>
-            <w:bottom w:w="0" w:type="dxa"/>
-          </w:tblCellMar>
-        </w:tblPrEx>
         <w:trPr>
           <w:cantSplit/>
         </w:trPr>
@@ -2338,12 +1984,6 @@
         </w:tc>
       </w:tr>
       <w:tr>
-        <w:tblPrEx>
-          <w:tblCellMar>
-            <w:top w:w="0" w:type="dxa"/>
-            <w:bottom w:w="0" w:type="dxa"/>
-          </w:tblCellMar>
-        </w:tblPrEx>
         <w:trPr>
           <w:cantSplit/>
         </w:trPr>
@@ -2494,12 +2134,6 @@
         </w:tc>
       </w:tr>
       <w:tr>
-        <w:tblPrEx>
-          <w:tblCellMar>
-            <w:top w:w="0" w:type="dxa"/>
-            <w:bottom w:w="0" w:type="dxa"/>
-          </w:tblCellMar>
-        </w:tblPrEx>
         <w:trPr>
           <w:cantSplit/>
         </w:trPr>
@@ -2650,12 +2284,6 @@
         </w:tc>
       </w:tr>
       <w:tr>
-        <w:tblPrEx>
-          <w:tblCellMar>
-            <w:top w:w="0" w:type="dxa"/>
-            <w:bottom w:w="0" w:type="dxa"/>
-          </w:tblCellMar>
-        </w:tblPrEx>
         <w:trPr>
           <w:cantSplit/>
         </w:trPr>
@@ -2713,39 +2341,7 @@
                 <w:sz w:val="19"/>
                 <w:szCs w:val="19"/>
               </w:rPr>
-              <w:t xml:space="preserve">Add </w:t>
-            </w:r>
-            <w:proofErr w:type="spellStart"/>
-            <w:r>
-              <w:rPr>
-                <w:sz w:val="19"/>
-                <w:szCs w:val="19"/>
-              </w:rPr>
-              <w:t>to</w:t>
-            </w:r>
-            <w:proofErr w:type="spellEnd"/>
-            <w:r>
-              <w:rPr>
-                <w:sz w:val="19"/>
-                <w:szCs w:val="19"/>
-              </w:rPr>
-              <w:t xml:space="preserve"> </w:t>
-            </w:r>
-            <w:proofErr w:type="spellStart"/>
-            <w:r>
-              <w:rPr>
-                <w:sz w:val="19"/>
-                <w:szCs w:val="19"/>
-              </w:rPr>
-              <w:t>cart</w:t>
-            </w:r>
-            <w:proofErr w:type="spellEnd"/>
-            <w:r>
-              <w:rPr>
-                <w:sz w:val="19"/>
-                <w:szCs w:val="19"/>
-              </w:rPr>
-              <w:t xml:space="preserve"> agrega el producto y muestra confirmación</w:t>
+              <w:t>Add to cart agrega el producto y muestra confirmación</w:t>
             </w:r>
           </w:p>
         </w:tc>
@@ -2838,12 +2434,6 @@
         </w:tc>
       </w:tr>
       <w:tr>
-        <w:tblPrEx>
-          <w:tblCellMar>
-            <w:top w:w="0" w:type="dxa"/>
-            <w:bottom w:w="0" w:type="dxa"/>
-          </w:tblCellMar>
-        </w:tblPrEx>
         <w:trPr>
           <w:cantSplit/>
         </w:trPr>
@@ -2901,23 +2491,7 @@
                 <w:sz w:val="19"/>
                 <w:szCs w:val="19"/>
               </w:rPr>
-              <w:t xml:space="preserve">View </w:t>
-            </w:r>
-            <w:proofErr w:type="spellStart"/>
-            <w:r>
-              <w:rPr>
-                <w:sz w:val="19"/>
-                <w:szCs w:val="19"/>
-              </w:rPr>
-              <w:t>Product</w:t>
-            </w:r>
-            <w:proofErr w:type="spellEnd"/>
-            <w:r>
-              <w:rPr>
-                <w:sz w:val="19"/>
-                <w:szCs w:val="19"/>
-              </w:rPr>
-              <w:t xml:space="preserve"> abre el detalle del producto elegido</w:t>
+              <w:t>View Product abre el detalle del producto elegido</w:t>
             </w:r>
           </w:p>
         </w:tc>
@@ -3010,12 +2584,6 @@
         </w:tc>
       </w:tr>
       <w:tr>
-        <w:tblPrEx>
-          <w:tblCellMar>
-            <w:top w:w="0" w:type="dxa"/>
-            <w:bottom w:w="0" w:type="dxa"/>
-          </w:tblCellMar>
-        </w:tblPrEx>
         <w:trPr>
           <w:cantSplit/>
         </w:trPr>
@@ -3166,12 +2734,6 @@
         </w:tc>
       </w:tr>
       <w:tr>
-        <w:tblPrEx>
-          <w:tblCellMar>
-            <w:top w:w="0" w:type="dxa"/>
-            <w:bottom w:w="0" w:type="dxa"/>
-          </w:tblCellMar>
-        </w:tblPrEx>
         <w:trPr>
           <w:cantSplit/>
         </w:trPr>
@@ -3521,12 +3083,6 @@
         <w:gridCol w:w="3104"/>
       </w:tblGrid>
       <w:tr>
-        <w:tblPrEx>
-          <w:tblCellMar>
-            <w:top w:w="0" w:type="dxa"/>
-            <w:bottom w:w="0" w:type="dxa"/>
-          </w:tblCellMar>
-        </w:tblPrEx>
         <w:trPr>
           <w:cantSplit/>
           <w:tblHeader/>
@@ -3693,12 +3249,6 @@
         </w:tc>
       </w:tr>
       <w:tr>
-        <w:tblPrEx>
-          <w:tblCellMar>
-            <w:top w:w="0" w:type="dxa"/>
-            <w:bottom w:w="0" w:type="dxa"/>
-          </w:tblCellMar>
-        </w:tblPrEx>
         <w:trPr>
           <w:cantSplit/>
         </w:trPr>
@@ -3849,12 +3399,6 @@
         </w:tc>
       </w:tr>
       <w:tr>
-        <w:tblPrEx>
-          <w:tblCellMar>
-            <w:top w:w="0" w:type="dxa"/>
-            <w:bottom w:w="0" w:type="dxa"/>
-          </w:tblCellMar>
-        </w:tblPrEx>
         <w:trPr>
           <w:cantSplit/>
         </w:trPr>
@@ -4005,12 +3549,6 @@
         </w:tc>
       </w:tr>
       <w:tr>
-        <w:tblPrEx>
-          <w:tblCellMar>
-            <w:top w:w="0" w:type="dxa"/>
-            <w:bottom w:w="0" w:type="dxa"/>
-          </w:tblCellMar>
-        </w:tblPrEx>
         <w:trPr>
           <w:cantSplit/>
         </w:trPr>
@@ -4161,12 +3699,6 @@
         </w:tc>
       </w:tr>
       <w:tr>
-        <w:tblPrEx>
-          <w:tblCellMar>
-            <w:top w:w="0" w:type="dxa"/>
-            <w:bottom w:w="0" w:type="dxa"/>
-          </w:tblCellMar>
-        </w:tblPrEx>
         <w:trPr>
           <w:cantSplit/>
         </w:trPr>
@@ -4317,12 +3849,6 @@
         </w:tc>
       </w:tr>
       <w:tr>
-        <w:tblPrEx>
-          <w:tblCellMar>
-            <w:top w:w="0" w:type="dxa"/>
-            <w:bottom w:w="0" w:type="dxa"/>
-          </w:tblCellMar>
-        </w:tblPrEx>
         <w:trPr>
           <w:cantSplit/>
         </w:trPr>
@@ -4473,12 +3999,6 @@
         </w:tc>
       </w:tr>
       <w:tr>
-        <w:tblPrEx>
-          <w:tblCellMar>
-            <w:top w:w="0" w:type="dxa"/>
-            <w:bottom w:w="0" w:type="dxa"/>
-          </w:tblCellMar>
-        </w:tblPrEx>
         <w:trPr>
           <w:cantSplit/>
         </w:trPr>
@@ -4629,12 +4149,6 @@
         </w:tc>
       </w:tr>
       <w:tr>
-        <w:tblPrEx>
-          <w:tblCellMar>
-            <w:top w:w="0" w:type="dxa"/>
-            <w:bottom w:w="0" w:type="dxa"/>
-          </w:tblCellMar>
-        </w:tblPrEx>
         <w:trPr>
           <w:cantSplit/>
         </w:trPr>
@@ -4785,12 +4299,6 @@
         </w:tc>
       </w:tr>
       <w:tr>
-        <w:tblPrEx>
-          <w:tblCellMar>
-            <w:top w:w="0" w:type="dxa"/>
-            <w:bottom w:w="0" w:type="dxa"/>
-          </w:tblCellMar>
-        </w:tblPrEx>
         <w:trPr>
           <w:cantSplit/>
         </w:trPr>
@@ -4994,12 +4502,6 @@
         <w:gridCol w:w="2904"/>
       </w:tblGrid>
       <w:tr>
-        <w:tblPrEx>
-          <w:tblCellMar>
-            <w:top w:w="0" w:type="dxa"/>
-            <w:bottom w:w="0" w:type="dxa"/>
-          </w:tblCellMar>
-        </w:tblPrEx>
         <w:trPr>
           <w:cantSplit/>
           <w:tblHeader/>
@@ -5167,12 +4669,6 @@
         </w:tc>
       </w:tr>
       <w:tr>
-        <w:tblPrEx>
-          <w:tblCellMar>
-            <w:top w:w="0" w:type="dxa"/>
-            <w:bottom w:w="0" w:type="dxa"/>
-          </w:tblCellMar>
-        </w:tblPrEx>
         <w:trPr>
           <w:cantSplit/>
         </w:trPr>
@@ -5323,12 +4819,6 @@
         </w:tc>
       </w:tr>
       <w:tr>
-        <w:tblPrEx>
-          <w:tblCellMar>
-            <w:top w:w="0" w:type="dxa"/>
-            <w:bottom w:w="0" w:type="dxa"/>
-          </w:tblCellMar>
-        </w:tblPrEx>
         <w:trPr>
           <w:cantSplit/>
         </w:trPr>
@@ -5479,12 +4969,6 @@
         </w:tc>
       </w:tr>
       <w:tr>
-        <w:tblPrEx>
-          <w:tblCellMar>
-            <w:top w:w="0" w:type="dxa"/>
-            <w:bottom w:w="0" w:type="dxa"/>
-          </w:tblCellMar>
-        </w:tblPrEx>
         <w:trPr>
           <w:cantSplit/>
         </w:trPr>
@@ -5635,12 +5119,6 @@
         </w:tc>
       </w:tr>
       <w:tr>
-        <w:tblPrEx>
-          <w:tblCellMar>
-            <w:top w:w="0" w:type="dxa"/>
-            <w:bottom w:w="0" w:type="dxa"/>
-          </w:tblCellMar>
-        </w:tblPrEx>
         <w:trPr>
           <w:cantSplit/>
         </w:trPr>
@@ -5908,15 +5386,7 @@
         <w:t>Precondición:</w:t>
       </w:r>
       <w:r>
-        <w:t xml:space="preserve"> Página </w:t>
-      </w:r>
-      <w:proofErr w:type="spellStart"/>
-      <w:r>
-        <w:t>Products</w:t>
-      </w:r>
-      <w:proofErr w:type="spellEnd"/>
-      <w:r>
-        <w:t xml:space="preserve"> accesible.</w:t>
+        <w:t xml:space="preserve"> Página Products accesible.</w:t>
       </w:r>
     </w:p>
     <w:p>
@@ -5976,15 +5446,7 @@
         <w:t>Resultado esperado:</w:t>
       </w:r>
       <w:r>
-        <w:t xml:space="preserve"> Se muestran los productos con imagen, nombre y precio en formato “</w:t>
-      </w:r>
-      <w:proofErr w:type="spellStart"/>
-      <w:r>
-        <w:t>Rs</w:t>
-      </w:r>
-      <w:proofErr w:type="spellEnd"/>
-      <w:r>
-        <w:t>. X”, sin elementos rotos ni vacíos.</w:t>
+        <w:t xml:space="preserve"> Se muestran los productos con imagen, nombre y precio en formato “Rs. X”, sin elementos rotos ni vacíos.</w:t>
       </w:r>
     </w:p>
     <w:p>
@@ -6094,15 +5556,7 @@
         <w:t>Precondición:</w:t>
       </w:r>
       <w:r>
-        <w:t xml:space="preserve"> Página </w:t>
-      </w:r>
-      <w:proofErr w:type="spellStart"/>
-      <w:r>
-        <w:t>Products</w:t>
-      </w:r>
-      <w:proofErr w:type="spellEnd"/>
-      <w:r>
-        <w:t xml:space="preserve"> accesible.</w:t>
+        <w:t xml:space="preserve"> Página Products accesible.</w:t>
       </w:r>
     </w:p>
     <w:p>
@@ -6122,47 +5576,7 @@
         <w:t>Datos:</w:t>
       </w:r>
       <w:r>
-        <w:t xml:space="preserve"> Blue Top (</w:t>
-      </w:r>
-      <w:proofErr w:type="spellStart"/>
-      <w:r>
-        <w:t>Rs</w:t>
-      </w:r>
-      <w:proofErr w:type="spellEnd"/>
-      <w:r>
-        <w:t xml:space="preserve">. 500), Men </w:t>
-      </w:r>
-      <w:proofErr w:type="spellStart"/>
-      <w:r>
-        <w:t>Tshirt</w:t>
-      </w:r>
-      <w:proofErr w:type="spellEnd"/>
-      <w:r>
-        <w:t xml:space="preserve"> (</w:t>
-      </w:r>
-      <w:proofErr w:type="spellStart"/>
-      <w:r>
-        <w:t>Rs</w:t>
-      </w:r>
-      <w:proofErr w:type="spellEnd"/>
-      <w:r>
-        <w:t xml:space="preserve">. 400), </w:t>
-      </w:r>
-      <w:proofErr w:type="spellStart"/>
-      <w:r>
-        <w:t>Stylish</w:t>
-      </w:r>
-      <w:proofErr w:type="spellEnd"/>
-      <w:r>
-        <w:t xml:space="preserve"> Dress (</w:t>
-      </w:r>
-      <w:proofErr w:type="spellStart"/>
-      <w:r>
-        <w:t>Rs</w:t>
-      </w:r>
-      <w:proofErr w:type="spellEnd"/>
-      <w:r>
-        <w:t>. 1500).</w:t>
+        <w:t xml:space="preserve"> Blue Top (Rs. 500), Men Tshirt (Rs. 400), Stylish Dress (Rs. 1500).</w:t>
       </w:r>
     </w:p>
     <w:p>
@@ -6182,15 +5596,7 @@
         <w:t>Pasos:</w:t>
       </w:r>
       <w:r>
-        <w:t xml:space="preserve"> 1) Anotar el precio de tres productos en el listado. 2) Abrir View </w:t>
-      </w:r>
-      <w:proofErr w:type="spellStart"/>
-      <w:r>
-        <w:t>Product</w:t>
-      </w:r>
-      <w:proofErr w:type="spellEnd"/>
-      <w:r>
-        <w:t xml:space="preserve"> de cada uno. 3) Comparar el precio.</w:t>
+        <w:t xml:space="preserve"> 1) Anotar el precio de tres productos en el listado. 2) Abrir View Product de cada uno. 3) Comparar el precio.</w:t>
       </w:r>
     </w:p>
     <w:p>
@@ -6320,15 +5726,7 @@
         <w:t>Precondición:</w:t>
       </w:r>
       <w:r>
-        <w:t xml:space="preserve"> Campo de búsqueda visible en </w:t>
-      </w:r>
-      <w:proofErr w:type="spellStart"/>
-      <w:r>
-        <w:t>Products</w:t>
-      </w:r>
-      <w:proofErr w:type="spellEnd"/>
-      <w:r>
-        <w:t xml:space="preserve"> (</w:t>
+        <w:t xml:space="preserve"> Campo de búsqueda visible en Products (</w:t>
       </w:r>
       <w:r>
         <w:rPr>
@@ -6709,15 +6107,7 @@
         <w:t>Datos:</w:t>
       </w:r>
       <w:r>
-        <w:t xml:space="preserve"> Término: </w:t>
-      </w:r>
-      <w:proofErr w:type="spellStart"/>
-      <w:r>
-        <w:t>zzzzqq</w:t>
-      </w:r>
-      <w:proofErr w:type="spellEnd"/>
-      <w:r>
-        <w:t xml:space="preserve"> (inexistente).</w:t>
+        <w:t xml:space="preserve"> Término: zzzzqq (inexistente).</w:t>
       </w:r>
     </w:p>
     <w:p>
@@ -6897,15 +6287,7 @@
         <w:t>Datos:</w:t>
       </w:r>
       <w:r>
-        <w:t xml:space="preserve"> Casos: campo vacío; espacios; %; </w:t>
-      </w:r>
-      <w:proofErr w:type="gramStart"/>
-      <w:r>
-        <w:t>' ;</w:t>
-      </w:r>
-      <w:proofErr w:type="gramEnd"/>
-      <w:r>
-        <w:t xml:space="preserve"> &lt;script&gt;.</w:t>
+        <w:t xml:space="preserve"> Casos: campo vacío; espacios; %; ' ; &lt;script&gt;.</w:t>
       </w:r>
     </w:p>
     <w:p>
@@ -7776,15 +7158,7 @@
         <w:t>Datos:</w:t>
       </w:r>
       <w:r>
-        <w:t xml:space="preserve"> Producto: Blue Top (</w:t>
-      </w:r>
-      <w:proofErr w:type="spellStart"/>
-      <w:r>
-        <w:t>Rs</w:t>
-      </w:r>
-      <w:proofErr w:type="spellEnd"/>
-      <w:r>
-        <w:t>. 500).</w:t>
+        <w:t xml:space="preserve"> Producto: Blue Top (Rs. 500).</w:t>
       </w:r>
     </w:p>
     <w:p>
@@ -7804,23 +7178,7 @@
         <w:t>Pasos:</w:t>
       </w:r>
       <w:r>
-        <w:t xml:space="preserve"> 1) Pasar el cursor sobre el producto. 2) Pulsar Add </w:t>
-      </w:r>
-      <w:proofErr w:type="spellStart"/>
-      <w:r>
-        <w:t>to</w:t>
-      </w:r>
-      <w:proofErr w:type="spellEnd"/>
-      <w:r>
-        <w:t xml:space="preserve"> </w:t>
-      </w:r>
-      <w:proofErr w:type="spellStart"/>
-      <w:r>
-        <w:t>cart</w:t>
-      </w:r>
-      <w:proofErr w:type="spellEnd"/>
-      <w:r>
-        <w:t>. 3) Observar el mensaje. 4) Pulsar View Cart.</w:t>
+        <w:t xml:space="preserve"> 1) Pasar el cursor sobre el producto. 2) Pulsar Add to cart. 3) Observar el mensaje. 4) Pulsar View Cart.</w:t>
       </w:r>
     </w:p>
     <w:p>
@@ -7840,23 +7198,7 @@
         <w:t>Resultado esperado:</w:t>
       </w:r>
       <w:r>
-        <w:t xml:space="preserve"> </w:t>
-      </w:r>
-      <w:proofErr w:type="gramStart"/>
-      <w:r>
-        <w:t>Aparece “Added!</w:t>
-      </w:r>
-      <w:proofErr w:type="gramEnd"/>
-      <w:r>
-        <w:t xml:space="preserve">” con View Cart y Continue Shopping; el carrito contiene Blue Top, </w:t>
-      </w:r>
-      <w:proofErr w:type="spellStart"/>
-      <w:r>
-        <w:t>Rs</w:t>
-      </w:r>
-      <w:proofErr w:type="spellEnd"/>
-      <w:r>
-        <w:t>. 500, cantidad 1.</w:t>
+        <w:t xml:space="preserve"> Aparece “Added!” con View Cart y Continue Shopping; el carrito contiene Blue Top, Rs. 500, cantidad 1.</w:t>
       </w:r>
     </w:p>
     <w:p>
@@ -7986,15 +7328,7 @@
         <w:t>Datos:</w:t>
       </w:r>
       <w:r>
-        <w:t xml:space="preserve"> Producto: Blue Top (</w:t>
-      </w:r>
-      <w:proofErr w:type="spellStart"/>
-      <w:r>
-        <w:t>Rs</w:t>
-      </w:r>
-      <w:proofErr w:type="spellEnd"/>
-      <w:r>
-        <w:t>. 500) ×2.</w:t>
+        <w:t xml:space="preserve"> Producto: Blue Top (Rs. 500) ×2.</w:t>
       </w:r>
     </w:p>
     <w:p>
@@ -8044,15 +7378,7 @@
         <w:t>Criterio propuesto:</w:t>
       </w:r>
       <w:r>
-        <w:t xml:space="preserve"> una sola fila con cantidad 2 y total </w:t>
-      </w:r>
-      <w:proofErr w:type="spellStart"/>
-      <w:r>
-        <w:t>Rs</w:t>
-      </w:r>
-      <w:proofErr w:type="spellEnd"/>
-      <w:r>
-        <w:t>. 1000 (no filas duplicadas).</w:t>
+        <w:t xml:space="preserve"> una sola fila con cantidad 2 y total Rs. 1000 (no filas duplicadas).</w:t>
       </w:r>
     </w:p>
     <w:p>
@@ -8183,23 +7509,7 @@
         <w:t>Datos:</w:t>
       </w:r>
       <w:r>
-        <w:t xml:space="preserve"> Producto: Men </w:t>
-      </w:r>
-      <w:proofErr w:type="spellStart"/>
-      <w:r>
-        <w:t>Tshirt</w:t>
-      </w:r>
-      <w:proofErr w:type="spellEnd"/>
-      <w:r>
-        <w:t xml:space="preserve"> (</w:t>
-      </w:r>
-      <w:proofErr w:type="spellStart"/>
-      <w:r>
-        <w:t>Rs</w:t>
-      </w:r>
-      <w:proofErr w:type="spellEnd"/>
-      <w:r>
-        <w:t>. 400).</w:t>
+        <w:t xml:space="preserve"> Producto: Men Tshirt (Rs. 400).</w:t>
       </w:r>
     </w:p>
     <w:p>
@@ -8289,9 +7599,168 @@
           <w:sz w:val="22"/>
           <w:szCs w:val="22"/>
         </w:rPr>
-        <w:t xml:space="preserve">CP-14 — View </w:t>
-      </w:r>
-      <w:proofErr w:type="spellStart"/>
+        <w:t>CP-14 — View Product abre el producto correcto (F06)</w:t>
+      </w:r>
+    </w:p>
+    <w:p>
+      <w:pPr>
+        <w:pStyle w:val="Prrafodelista"/>
+        <w:numPr>
+          <w:ilvl w:val="0"/>
+          <w:numId w:val="2"/>
+        </w:numPr>
+        <w:spacing w:after="60"/>
+      </w:pPr>
+      <w:r>
+        <w:rPr>
+          <w:b/>
+          <w:bCs/>
+        </w:rPr>
+        <w:t>Tipo / nivel:</w:t>
+      </w:r>
+      <w:r>
+        <w:t xml:space="preserve"> Funcional / sistema. </w:t>
+      </w:r>
+      <w:r>
+        <w:rPr>
+          <w:b/>
+          <w:bCs/>
+        </w:rPr>
+        <w:t>Técnica:</w:t>
+      </w:r>
+      <w:r>
+        <w:t xml:space="preserve"> CE válida. </w:t>
+      </w:r>
+      <w:r>
+        <w:rPr>
+          <w:b/>
+          <w:bCs/>
+        </w:rPr>
+        <w:t>Prioridad:</w:t>
+      </w:r>
+      <w:r>
+        <w:t xml:space="preserve"> Media.</w:t>
+      </w:r>
+    </w:p>
+    <w:p>
+      <w:pPr>
+        <w:pStyle w:val="Prrafodelista"/>
+        <w:numPr>
+          <w:ilvl w:val="0"/>
+          <w:numId w:val="2"/>
+        </w:numPr>
+        <w:spacing w:after="60"/>
+      </w:pPr>
+      <w:r>
+        <w:rPr>
+          <w:b/>
+          <w:bCs/>
+        </w:rPr>
+        <w:t>Precondición:</w:t>
+      </w:r>
+      <w:r>
+        <w:t xml:space="preserve"> Página Products accesible.</w:t>
+      </w:r>
+    </w:p>
+    <w:p>
+      <w:pPr>
+        <w:pStyle w:val="Prrafodelista"/>
+        <w:numPr>
+          <w:ilvl w:val="0"/>
+          <w:numId w:val="2"/>
+        </w:numPr>
+        <w:spacing w:after="60"/>
+      </w:pPr>
+      <w:r>
+        <w:rPr>
+          <w:b/>
+          <w:bCs/>
+        </w:rPr>
+        <w:t>Datos:</w:t>
+      </w:r>
+      <w:r>
+        <w:t xml:space="preserve"> Productos: Blue Top y Men Tshirt.</w:t>
+      </w:r>
+    </w:p>
+    <w:p>
+      <w:pPr>
+        <w:pStyle w:val="Prrafodelista"/>
+        <w:numPr>
+          <w:ilvl w:val="0"/>
+          <w:numId w:val="2"/>
+        </w:numPr>
+        <w:spacing w:after="60"/>
+      </w:pPr>
+      <w:r>
+        <w:rPr>
+          <w:b/>
+          <w:bCs/>
+        </w:rPr>
+        <w:t>Pasos:</w:t>
+      </w:r>
+      <w:r>
+        <w:t xml:space="preserve"> 1) Pulsar View Product en cada uno. 2) Verificar nombre, precio e imagen en la ficha.</w:t>
+      </w:r>
+    </w:p>
+    <w:p>
+      <w:pPr>
+        <w:pStyle w:val="Prrafodelista"/>
+        <w:numPr>
+          <w:ilvl w:val="0"/>
+          <w:numId w:val="2"/>
+        </w:numPr>
+        <w:spacing w:after="60"/>
+      </w:pPr>
+      <w:r>
+        <w:rPr>
+          <w:b/>
+          <w:bCs/>
+        </w:rPr>
+        <w:t>Resultado esperado:</w:t>
+      </w:r>
+      <w:r>
+        <w:t xml:space="preserve"> La ficha corresponde exactamente al producto elegido.</w:t>
+      </w:r>
+    </w:p>
+    <w:p>
+      <w:pPr>
+        <w:pStyle w:val="Prrafodelista"/>
+        <w:numPr>
+          <w:ilvl w:val="0"/>
+          <w:numId w:val="2"/>
+        </w:numPr>
+        <w:spacing w:after="60"/>
+      </w:pPr>
+      <w:r>
+        <w:rPr>
+          <w:b/>
+          <w:bCs/>
+        </w:rPr>
+        <w:t>Resultado obtenido / estado:</w:t>
+      </w:r>
+      <w:r>
+        <w:t xml:space="preserve"> Por ejecutar. </w:t>
+      </w:r>
+      <w:r>
+        <w:rPr>
+          <w:b/>
+          <w:bCs/>
+        </w:rPr>
+        <w:t>Evidencia:</w:t>
+      </w:r>
+      <w:r>
+        <w:t xml:space="preserve"> evidencias/CP-14-ver-producto.png (por adjuntar).</w:t>
+      </w:r>
+    </w:p>
+    <w:p>
+      <w:pPr>
+        <w:pStyle w:val="Ttulo3"/>
+        <w:keepNext/>
+        <w:spacing w:before="200" w:after="80"/>
+        <w:rPr>
+          <w:color w:val="auto"/>
+        </w:rPr>
+      </w:pPr>
       <w:r>
         <w:rPr>
           <w:b/>
@@ -8300,9 +7769,168 @@
           <w:sz w:val="22"/>
           <w:szCs w:val="22"/>
         </w:rPr>
-        <w:t>Product</w:t>
-      </w:r>
-      <w:proofErr w:type="spellEnd"/>
+        <w:t>CP-15 — Carrito con dos productos distintos (F07)</w:t>
+      </w:r>
+    </w:p>
+    <w:p>
+      <w:pPr>
+        <w:pStyle w:val="Prrafodelista"/>
+        <w:numPr>
+          <w:ilvl w:val="0"/>
+          <w:numId w:val="2"/>
+        </w:numPr>
+        <w:spacing w:after="60"/>
+      </w:pPr>
+      <w:r>
+        <w:rPr>
+          <w:b/>
+          <w:bCs/>
+        </w:rPr>
+        <w:t>Tipo / nivel:</w:t>
+      </w:r>
+      <w:r>
+        <w:t xml:space="preserve"> Funcional / integración. </w:t>
+      </w:r>
+      <w:r>
+        <w:rPr>
+          <w:b/>
+          <w:bCs/>
+        </w:rPr>
+        <w:t>Técnica:</w:t>
+      </w:r>
+      <w:r>
+        <w:t xml:space="preserve"> CE válida. </w:t>
+      </w:r>
+      <w:r>
+        <w:rPr>
+          <w:b/>
+          <w:bCs/>
+        </w:rPr>
+        <w:t>Prioridad:</w:t>
+      </w:r>
+      <w:r>
+        <w:t xml:space="preserve"> Alta.</w:t>
+      </w:r>
+    </w:p>
+    <w:p>
+      <w:pPr>
+        <w:pStyle w:val="Prrafodelista"/>
+        <w:numPr>
+          <w:ilvl w:val="0"/>
+          <w:numId w:val="2"/>
+        </w:numPr>
+        <w:spacing w:after="60"/>
+      </w:pPr>
+      <w:r>
+        <w:rPr>
+          <w:b/>
+          <w:bCs/>
+        </w:rPr>
+        <w:t>Precondición:</w:t>
+      </w:r>
+      <w:r>
+        <w:t xml:space="preserve"> Carrito vacío.</w:t>
+      </w:r>
+    </w:p>
+    <w:p>
+      <w:pPr>
+        <w:pStyle w:val="Prrafodelista"/>
+        <w:numPr>
+          <w:ilvl w:val="0"/>
+          <w:numId w:val="2"/>
+        </w:numPr>
+        <w:spacing w:after="60"/>
+      </w:pPr>
+      <w:r>
+        <w:rPr>
+          <w:b/>
+          <w:bCs/>
+        </w:rPr>
+        <w:t>Datos:</w:t>
+      </w:r>
+      <w:r>
+        <w:t xml:space="preserve"> Blue Top (Rs. 500) + Men Tshirt (Rs. 400).</w:t>
+      </w:r>
+    </w:p>
+    <w:p>
+      <w:pPr>
+        <w:pStyle w:val="Prrafodelista"/>
+        <w:numPr>
+          <w:ilvl w:val="0"/>
+          <w:numId w:val="2"/>
+        </w:numPr>
+        <w:spacing w:after="60"/>
+      </w:pPr>
+      <w:r>
+        <w:rPr>
+          <w:b/>
+          <w:bCs/>
+        </w:rPr>
+        <w:t>Pasos:</w:t>
+      </w:r>
+      <w:r>
+        <w:t xml:space="preserve"> 1) Agregar ambos productos. 2) Abrir el carrito. 3) Revisar filas, precios, cantidades y totales.</w:t>
+      </w:r>
+    </w:p>
+    <w:p>
+      <w:pPr>
+        <w:pStyle w:val="Prrafodelista"/>
+        <w:numPr>
+          <w:ilvl w:val="0"/>
+          <w:numId w:val="2"/>
+        </w:numPr>
+        <w:spacing w:after="60"/>
+      </w:pPr>
+      <w:r>
+        <w:rPr>
+          <w:b/>
+          <w:bCs/>
+        </w:rPr>
+        <w:t>Resultado esperado:</w:t>
+      </w:r>
+      <w:r>
+        <w:t xml:space="preserve"> Dos filas; total del carrito Rs. 900 y totales por fila correctos.</w:t>
+      </w:r>
+    </w:p>
+    <w:p>
+      <w:pPr>
+        <w:pStyle w:val="Prrafodelista"/>
+        <w:numPr>
+          <w:ilvl w:val="0"/>
+          <w:numId w:val="2"/>
+        </w:numPr>
+        <w:spacing w:after="60"/>
+      </w:pPr>
+      <w:r>
+        <w:rPr>
+          <w:b/>
+          <w:bCs/>
+        </w:rPr>
+        <w:t>Resultado obtenido / estado:</w:t>
+      </w:r>
+      <w:r>
+        <w:t xml:space="preserve"> Por ejecutar. </w:t>
+      </w:r>
+      <w:r>
+        <w:rPr>
+          <w:b/>
+          <w:bCs/>
+        </w:rPr>
+        <w:t>Evidencia:</w:t>
+      </w:r>
+      <w:r>
+        <w:t xml:space="preserve"> evidencias/CP-15-carrito-dos-productos.png (por adjuntar).</w:t>
+      </w:r>
+    </w:p>
+    <w:p>
+      <w:pPr>
+        <w:pStyle w:val="Ttulo3"/>
+        <w:keepNext/>
+        <w:spacing w:before="200" w:after="80"/>
+        <w:rPr>
+          <w:color w:val="auto"/>
+        </w:rPr>
+      </w:pPr>
       <w:r>
         <w:rPr>
           <w:b/>
@@ -8311,7 +7939,7 @@
           <w:sz w:val="22"/>
           <w:szCs w:val="22"/>
         </w:rPr>
-        <w:t xml:space="preserve"> abre el producto correcto (F06)</w:t>
+        <w:t>CP-16 — Compra completa con sesión y pago válido — R1 (F07)</w:t>
       </w:r>
     </w:p>
     <w:p>
@@ -8341,7 +7969,7 @@
         <w:t>Técnica:</w:t>
       </w:r>
       <w:r>
-        <w:t xml:space="preserve"> CE válida. </w:t>
+        <w:t xml:space="preserve"> Tabla de decisión. </w:t>
       </w:r>
       <w:r>
         <w:rPr>
@@ -8351,7 +7979,7 @@
         <w:t>Prioridad:</w:t>
       </w:r>
       <w:r>
-        <w:t xml:space="preserve"> Media.</w:t>
+        <w:t xml:space="preserve"> Alta.</w:t>
       </w:r>
     </w:p>
     <w:p>
@@ -8371,15 +7999,7 @@
         <w:t>Precondición:</w:t>
       </w:r>
       <w:r>
-        <w:t xml:space="preserve"> Página </w:t>
-      </w:r>
-      <w:proofErr w:type="spellStart"/>
-      <w:r>
-        <w:t>Products</w:t>
-      </w:r>
-      <w:proofErr w:type="spellEnd"/>
-      <w:r>
-        <w:t xml:space="preserve"> accesible.</w:t>
+        <w:t xml:space="preserve"> Usuario de prueba registrado y con sesión iniciada; carrito con un producto.</w:t>
       </w:r>
     </w:p>
     <w:p>
@@ -8399,15 +8019,7 @@
         <w:t>Datos:</w:t>
       </w:r>
       <w:r>
-        <w:t xml:space="preserve"> Productos: Blue Top y Men </w:t>
-      </w:r>
-      <w:proofErr w:type="spellStart"/>
-      <w:r>
-        <w:t>Tshirt</w:t>
-      </w:r>
-      <w:proofErr w:type="spellEnd"/>
-      <w:r>
-        <w:t>.</w:t>
+        <w:t xml:space="preserve"> Datos de pago ficticios válidos (según lo que acepte el sitio).</w:t>
       </w:r>
     </w:p>
     <w:p>
@@ -8427,15 +8039,7 @@
         <w:t>Pasos:</w:t>
       </w:r>
       <w:r>
-        <w:t xml:space="preserve"> 1) Pulsar View </w:t>
-      </w:r>
-      <w:proofErr w:type="spellStart"/>
-      <w:r>
-        <w:t>Product</w:t>
-      </w:r>
-      <w:proofErr w:type="spellEnd"/>
-      <w:r>
-        <w:t xml:space="preserve"> en cada uno. 2) Verificar nombre, precio e imagen en la ficha.</w:t>
+        <w:t xml:space="preserve"> 1) Abrir el carrito. 2) Proceed to Checkout. 3) Completar el pago. 4) Observar la confirmación.</w:t>
       </w:r>
     </w:p>
     <w:p>
@@ -8455,7 +8059,7 @@
         <w:t>Resultado esperado:</w:t>
       </w:r>
       <w:r>
-        <w:t xml:space="preserve"> La ficha corresponde exactamente al producto elegido.</w:t>
+        <w:t xml:space="preserve"> El pedido se confirma y se informa el éxito de la operación.</w:t>
       </w:r>
     </w:p>
     <w:p>
@@ -8485,7 +8089,7 @@
         <w:t>Evidencia:</w:t>
       </w:r>
       <w:r>
-        <w:t xml:space="preserve"> evidencias/CP-14-ver-producto.png (por adjuntar).</w:t>
+        <w:t xml:space="preserve"> evidencias/CP-16-compra-valida.png (por adjuntar).</w:t>
       </w:r>
     </w:p>
     <w:p>
@@ -8505,7 +8109,7 @@
           <w:sz w:val="22"/>
           <w:szCs w:val="22"/>
         </w:rPr>
-        <w:t>CP-15 — Carrito con dos productos distintos (F07)</w:t>
+        <w:t>CP-17 — Compra con pago inválido — R2 (F07)</w:t>
       </w:r>
     </w:p>
     <w:p>
@@ -8525,7 +8129,7 @@
         <w:t>Tipo / nivel:</w:t>
       </w:r>
       <w:r>
-        <w:t xml:space="preserve"> Funcional / integración. </w:t>
+        <w:t xml:space="preserve"> Funcional / sistema. </w:t>
       </w:r>
       <w:r>
         <w:rPr>
@@ -8535,7 +8139,7 @@
         <w:t>Técnica:</w:t>
       </w:r>
       <w:r>
-        <w:t xml:space="preserve"> CE válida. </w:t>
+        <w:t xml:space="preserve"> Tabla de decisión. </w:t>
       </w:r>
       <w:r>
         <w:rPr>
@@ -8565,7 +8169,7 @@
         <w:t>Precondición:</w:t>
       </w:r>
       <w:r>
-        <w:t xml:space="preserve"> Carrito vacío.</w:t>
+        <w:t xml:space="preserve"> Sesión iniciada; carrito con un producto.</w:t>
       </w:r>
     </w:p>
     <w:p>
@@ -8585,51 +8189,28 @@
         <w:t>Datos:</w:t>
       </w:r>
       <w:r>
-        <w:t xml:space="preserve"> Blue Top (</w:t>
-      </w:r>
-      <w:proofErr w:type="spellStart"/>
-      <w:r>
-        <w:t>Rs</w:t>
-      </w:r>
-      <w:proofErr w:type="spellEnd"/>
-      <w:r>
-        <w:t xml:space="preserve">. 500) + Men </w:t>
-      </w:r>
-      <w:proofErr w:type="spellStart"/>
-      <w:r>
-        <w:t>Tshirt</w:t>
-      </w:r>
-      <w:proofErr w:type="spellEnd"/>
-      <w:r>
-        <w:t xml:space="preserve"> (</w:t>
-      </w:r>
-      <w:proofErr w:type="spellStart"/>
-      <w:r>
-        <w:t>Rs</w:t>
-      </w:r>
-      <w:proofErr w:type="spellEnd"/>
-      <w:r>
-        <w:t>. 400).</w:t>
-      </w:r>
-    </w:p>
-    <w:p>
-      <w:pPr>
-        <w:pStyle w:val="Prrafodelista"/>
-        <w:numPr>
-          <w:ilvl w:val="0"/>
-          <w:numId w:val="2"/>
-        </w:numPr>
-        <w:spacing w:after="60"/>
-      </w:pPr>
-      <w:r>
-        <w:rPr>
-          <w:b/>
-          <w:bCs/>
-        </w:rPr>
+        <w:t xml:space="preserve"> Datos de tarjeta incompletos o con formato inválido.</w:t>
+      </w:r>
+    </w:p>
+    <w:p>
+      <w:pPr>
+        <w:pStyle w:val="Prrafodelista"/>
+        <w:numPr>
+          <w:ilvl w:val="0"/>
+          <w:numId w:val="2"/>
+        </w:numPr>
+        <w:spacing w:after="60"/>
+      </w:pPr>
+      <w:r>
+        <w:rPr>
+          <w:b/>
+          <w:bCs/>
+        </w:rPr>
+        <w:lastRenderedPageBreak/>
         <w:t>Pasos:</w:t>
       </w:r>
       <w:r>
-        <w:t xml:space="preserve"> 1) Agregar ambos productos. 2) Abrir el carrito. 3) Revisar filas, precios, cantidades y totales.</w:t>
+        <w:t xml:space="preserve"> 1) Llegar a la pantalla de pago. 2) Ingresar datos inválidos. 3) Confirmar.</w:t>
       </w:r>
     </w:p>
     <w:p>
@@ -8649,15 +8230,17 @@
         <w:t>Resultado esperado:</w:t>
       </w:r>
       <w:r>
-        <w:t xml:space="preserve"> Dos filas; total del carrito </w:t>
-      </w:r>
-      <w:proofErr w:type="spellStart"/>
-      <w:r>
-        <w:t>Rs</w:t>
-      </w:r>
-      <w:proofErr w:type="spellEnd"/>
-      <w:r>
-        <w:t>. 900 y totales por fila correctos.</w:t>
+        <w:t xml:space="preserve"> </w:t>
+      </w:r>
+      <w:r>
+        <w:rPr>
+          <w:b/>
+          <w:bCs/>
+        </w:rPr>
+        <w:t>Por confirmar:</w:t>
+      </w:r>
+      <w:r>
+        <w:t xml:space="preserve"> el sistema no confirma el pedido y muestra un mensaje comprensible.</w:t>
       </w:r>
     </w:p>
     <w:p>
@@ -8687,7 +8270,7 @@
         <w:t>Evidencia:</w:t>
       </w:r>
       <w:r>
-        <w:t xml:space="preserve"> evidencias/CP-15-carrito-dos-productos.png (por adjuntar).</w:t>
+        <w:t xml:space="preserve"> evidencias/CP-17-pago-invalido.png (por adjuntar).</w:t>
       </w:r>
     </w:p>
     <w:p>
@@ -8707,7 +8290,7 @@
           <w:sz w:val="22"/>
           <w:szCs w:val="22"/>
         </w:rPr>
-        <w:t>CP-16 — Compra completa con sesión y pago válido — R1 (F07)</w:t>
+        <w:t>CP-18 — Checkout sin sesión iniciada — R3′ (F07)</w:t>
       </w:r>
     </w:p>
     <w:p>
@@ -8767,7 +8350,7 @@
         <w:t>Precondición:</w:t>
       </w:r>
       <w:r>
-        <w:t xml:space="preserve"> Usuario de prueba registrado y con sesión iniciada; carrito con un producto.</w:t>
+        <w:t xml:space="preserve"> Sin sesión; carrito con un producto.</w:t>
       </w:r>
     </w:p>
     <w:p>
@@ -8787,7 +8370,7 @@
         <w:t>Datos:</w:t>
       </w:r>
       <w:r>
-        <w:t xml:space="preserve"> Datos de pago ficticios válidos (según lo que acepte el sitio).</w:t>
+        <w:t xml:space="preserve"> Ninguno.</w:t>
       </w:r>
     </w:p>
     <w:p>
@@ -8807,31 +8390,7 @@
         <w:t>Pasos:</w:t>
       </w:r>
       <w:r>
-        <w:t xml:space="preserve"> 1) Abrir el carrito. 2) </w:t>
-      </w:r>
-      <w:proofErr w:type="spellStart"/>
-      <w:r>
-        <w:t>Proceed</w:t>
-      </w:r>
-      <w:proofErr w:type="spellEnd"/>
-      <w:r>
-        <w:t xml:space="preserve"> </w:t>
-      </w:r>
-      <w:proofErr w:type="spellStart"/>
-      <w:r>
-        <w:t>to</w:t>
-      </w:r>
-      <w:proofErr w:type="spellEnd"/>
-      <w:r>
-        <w:t xml:space="preserve"> </w:t>
-      </w:r>
-      <w:proofErr w:type="spellStart"/>
-      <w:r>
-        <w:t>Checkout</w:t>
-      </w:r>
-      <w:proofErr w:type="spellEnd"/>
-      <w:r>
-        <w:t>. 3) Completar el pago. 4) Observar la confirmación.</w:t>
+        <w:t xml:space="preserve"> 1) Abrir el carrito. 2) Pulsar Proceed to Checkout.</w:t>
       </w:r>
     </w:p>
     <w:p>
@@ -8851,7 +8410,7 @@
         <w:t>Resultado esperado:</w:t>
       </w:r>
       <w:r>
-        <w:t xml:space="preserve"> El pedido se confirma y se informa el éxito de la operación.</w:t>
+        <w:t xml:space="preserve"> El sistema solicita iniciar sesión o registrarse y conserva el carrito.</w:t>
       </w:r>
     </w:p>
     <w:p>
@@ -8881,7 +8440,7 @@
         <w:t>Evidencia:</w:t>
       </w:r>
       <w:r>
-        <w:t xml:space="preserve"> evidencias/CP-16-compra-valida.png (por adjuntar).</w:t>
+        <w:t xml:space="preserve"> evidencias/CP-18-sin-sesion.png (por adjuntar).</w:t>
       </w:r>
     </w:p>
     <w:p>
@@ -8901,426 +8460,7 @@
           <w:sz w:val="22"/>
           <w:szCs w:val="22"/>
         </w:rPr>
-        <w:t>CP-17 — Compra con pago inválido — R2 (F07)</w:t>
-      </w:r>
-    </w:p>
-    <w:p>
-      <w:pPr>
-        <w:pStyle w:val="Prrafodelista"/>
-        <w:numPr>
-          <w:ilvl w:val="0"/>
-          <w:numId w:val="2"/>
-        </w:numPr>
-        <w:spacing w:after="60"/>
-      </w:pPr>
-      <w:r>
-        <w:rPr>
-          <w:b/>
-          <w:bCs/>
-        </w:rPr>
-        <w:t>Tipo / nivel:</w:t>
-      </w:r>
-      <w:r>
-        <w:t xml:space="preserve"> Funcional / sistema. </w:t>
-      </w:r>
-      <w:r>
-        <w:rPr>
-          <w:b/>
-          <w:bCs/>
-        </w:rPr>
-        <w:t>Técnica:</w:t>
-      </w:r>
-      <w:r>
-        <w:t xml:space="preserve"> Tabla de decisión. </w:t>
-      </w:r>
-      <w:r>
-        <w:rPr>
-          <w:b/>
-          <w:bCs/>
-        </w:rPr>
-        <w:t>Prioridad:</w:t>
-      </w:r>
-      <w:r>
-        <w:t xml:space="preserve"> Alta.</w:t>
-      </w:r>
-    </w:p>
-    <w:p>
-      <w:pPr>
-        <w:pStyle w:val="Prrafodelista"/>
-        <w:numPr>
-          <w:ilvl w:val="0"/>
-          <w:numId w:val="2"/>
-        </w:numPr>
-        <w:spacing w:after="60"/>
-      </w:pPr>
-      <w:r>
-        <w:rPr>
-          <w:b/>
-          <w:bCs/>
-        </w:rPr>
-        <w:t>Precondición:</w:t>
-      </w:r>
-      <w:r>
-        <w:t xml:space="preserve"> Sesión iniciada; carrito con un producto.</w:t>
-      </w:r>
-    </w:p>
-    <w:p>
-      <w:pPr>
-        <w:pStyle w:val="Prrafodelista"/>
-        <w:numPr>
-          <w:ilvl w:val="0"/>
-          <w:numId w:val="2"/>
-        </w:numPr>
-        <w:spacing w:after="60"/>
-      </w:pPr>
-      <w:r>
-        <w:rPr>
-          <w:b/>
-          <w:bCs/>
-        </w:rPr>
-        <w:t>Datos:</w:t>
-      </w:r>
-      <w:r>
-        <w:t xml:space="preserve"> Datos de tarjeta incompletos o con formato inválido.</w:t>
-      </w:r>
-    </w:p>
-    <w:p>
-      <w:pPr>
-        <w:pStyle w:val="Prrafodelista"/>
-        <w:numPr>
-          <w:ilvl w:val="0"/>
-          <w:numId w:val="2"/>
-        </w:numPr>
-        <w:spacing w:after="60"/>
-      </w:pPr>
-      <w:r>
-        <w:rPr>
-          <w:b/>
-          <w:bCs/>
-        </w:rPr>
-        <w:lastRenderedPageBreak/>
-        <w:t>Pasos:</w:t>
-      </w:r>
-      <w:r>
-        <w:t xml:space="preserve"> 1) Llegar a la pantalla de pago. 2) Ingresar datos inválidos. 3) Confirmar.</w:t>
-      </w:r>
-    </w:p>
-    <w:p>
-      <w:pPr>
-        <w:pStyle w:val="Prrafodelista"/>
-        <w:numPr>
-          <w:ilvl w:val="0"/>
-          <w:numId w:val="2"/>
-        </w:numPr>
-        <w:spacing w:after="60"/>
-      </w:pPr>
-      <w:r>
-        <w:rPr>
-          <w:b/>
-          <w:bCs/>
-        </w:rPr>
-        <w:t>Resultado esperado:</w:t>
-      </w:r>
-      <w:r>
-        <w:t xml:space="preserve"> </w:t>
-      </w:r>
-      <w:r>
-        <w:rPr>
-          <w:b/>
-          <w:bCs/>
-        </w:rPr>
-        <w:t>Por confirmar:</w:t>
-      </w:r>
-      <w:r>
-        <w:t xml:space="preserve"> el sistema no confirma el pedido y muestra un mensaje comprensible.</w:t>
-      </w:r>
-    </w:p>
-    <w:p>
-      <w:pPr>
-        <w:pStyle w:val="Prrafodelista"/>
-        <w:numPr>
-          <w:ilvl w:val="0"/>
-          <w:numId w:val="2"/>
-        </w:numPr>
-        <w:spacing w:after="60"/>
-      </w:pPr>
-      <w:r>
-        <w:rPr>
-          <w:b/>
-          <w:bCs/>
-        </w:rPr>
-        <w:t>Resultado obtenido / estado:</w:t>
-      </w:r>
-      <w:r>
-        <w:t xml:space="preserve"> Por ejecutar. </w:t>
-      </w:r>
-      <w:r>
-        <w:rPr>
-          <w:b/>
-          <w:bCs/>
-        </w:rPr>
-        <w:t>Evidencia:</w:t>
-      </w:r>
-      <w:r>
-        <w:t xml:space="preserve"> evidencias/CP-17-pago-invalido.png (por adjuntar).</w:t>
-      </w:r>
-    </w:p>
-    <w:p>
-      <w:pPr>
-        <w:pStyle w:val="Ttulo3"/>
-        <w:keepNext/>
-        <w:spacing w:before="200" w:after="80"/>
-        <w:rPr>
-          <w:color w:val="auto"/>
-        </w:rPr>
-      </w:pPr>
-      <w:r>
-        <w:rPr>
-          <w:b/>
-          <w:bCs/>
-          <w:color w:val="auto"/>
-          <w:sz w:val="22"/>
-          <w:szCs w:val="22"/>
-        </w:rPr>
-        <w:t xml:space="preserve">CP-18 — </w:t>
-      </w:r>
-      <w:proofErr w:type="spellStart"/>
-      <w:r>
-        <w:rPr>
-          <w:b/>
-          <w:bCs/>
-          <w:color w:val="auto"/>
-          <w:sz w:val="22"/>
-          <w:szCs w:val="22"/>
-        </w:rPr>
-        <w:t>Checkout</w:t>
-      </w:r>
-      <w:proofErr w:type="spellEnd"/>
-      <w:r>
-        <w:rPr>
-          <w:b/>
-          <w:bCs/>
-          <w:color w:val="auto"/>
-          <w:sz w:val="22"/>
-          <w:szCs w:val="22"/>
-        </w:rPr>
-        <w:t xml:space="preserve"> sin sesión iniciada — R3′ (F07)</w:t>
-      </w:r>
-    </w:p>
-    <w:p>
-      <w:pPr>
-        <w:pStyle w:val="Prrafodelista"/>
-        <w:numPr>
-          <w:ilvl w:val="0"/>
-          <w:numId w:val="2"/>
-        </w:numPr>
-        <w:spacing w:after="60"/>
-      </w:pPr>
-      <w:r>
-        <w:rPr>
-          <w:b/>
-          <w:bCs/>
-        </w:rPr>
-        <w:t>Tipo / nivel:</w:t>
-      </w:r>
-      <w:r>
-        <w:t xml:space="preserve"> Funcional / sistema. </w:t>
-      </w:r>
-      <w:r>
-        <w:rPr>
-          <w:b/>
-          <w:bCs/>
-        </w:rPr>
-        <w:t>Técnica:</w:t>
-      </w:r>
-      <w:r>
-        <w:t xml:space="preserve"> Tabla de decisión. </w:t>
-      </w:r>
-      <w:r>
-        <w:rPr>
-          <w:b/>
-          <w:bCs/>
-        </w:rPr>
-        <w:t>Prioridad:</w:t>
-      </w:r>
-      <w:r>
-        <w:t xml:space="preserve"> Alta.</w:t>
-      </w:r>
-    </w:p>
-    <w:p>
-      <w:pPr>
-        <w:pStyle w:val="Prrafodelista"/>
-        <w:numPr>
-          <w:ilvl w:val="0"/>
-          <w:numId w:val="2"/>
-        </w:numPr>
-        <w:spacing w:after="60"/>
-      </w:pPr>
-      <w:r>
-        <w:rPr>
-          <w:b/>
-          <w:bCs/>
-        </w:rPr>
-        <w:t>Precondición:</w:t>
-      </w:r>
-      <w:r>
-        <w:t xml:space="preserve"> Sin sesión; carrito con un producto.</w:t>
-      </w:r>
-    </w:p>
-    <w:p>
-      <w:pPr>
-        <w:pStyle w:val="Prrafodelista"/>
-        <w:numPr>
-          <w:ilvl w:val="0"/>
-          <w:numId w:val="2"/>
-        </w:numPr>
-        <w:spacing w:after="60"/>
-      </w:pPr>
-      <w:r>
-        <w:rPr>
-          <w:b/>
-          <w:bCs/>
-        </w:rPr>
-        <w:t>Datos:</w:t>
-      </w:r>
-      <w:r>
-        <w:t xml:space="preserve"> Ninguno.</w:t>
-      </w:r>
-    </w:p>
-    <w:p>
-      <w:pPr>
-        <w:pStyle w:val="Prrafodelista"/>
-        <w:numPr>
-          <w:ilvl w:val="0"/>
-          <w:numId w:val="2"/>
-        </w:numPr>
-        <w:spacing w:after="60"/>
-      </w:pPr>
-      <w:r>
-        <w:rPr>
-          <w:b/>
-          <w:bCs/>
-        </w:rPr>
-        <w:t>Pasos:</w:t>
-      </w:r>
-      <w:r>
-        <w:t xml:space="preserve"> 1) Abrir el carrito. 2) Pulsar </w:t>
-      </w:r>
-      <w:proofErr w:type="spellStart"/>
-      <w:r>
-        <w:t>Proceed</w:t>
-      </w:r>
-      <w:proofErr w:type="spellEnd"/>
-      <w:r>
-        <w:t xml:space="preserve"> </w:t>
-      </w:r>
-      <w:proofErr w:type="spellStart"/>
-      <w:r>
-        <w:t>to</w:t>
-      </w:r>
-      <w:proofErr w:type="spellEnd"/>
-      <w:r>
-        <w:t xml:space="preserve"> </w:t>
-      </w:r>
-      <w:proofErr w:type="spellStart"/>
-      <w:r>
-        <w:t>Checkout</w:t>
-      </w:r>
-      <w:proofErr w:type="spellEnd"/>
-      <w:r>
-        <w:t>.</w:t>
-      </w:r>
-    </w:p>
-    <w:p>
-      <w:pPr>
-        <w:pStyle w:val="Prrafodelista"/>
-        <w:numPr>
-          <w:ilvl w:val="0"/>
-          <w:numId w:val="2"/>
-        </w:numPr>
-        <w:spacing w:after="60"/>
-      </w:pPr>
-      <w:r>
-        <w:rPr>
-          <w:b/>
-          <w:bCs/>
-        </w:rPr>
-        <w:t>Resultado esperado:</w:t>
-      </w:r>
-      <w:r>
-        <w:t xml:space="preserve"> El sistema solicita iniciar sesión o registrarse y conserva el carrito.</w:t>
-      </w:r>
-    </w:p>
-    <w:p>
-      <w:pPr>
-        <w:pStyle w:val="Prrafodelista"/>
-        <w:numPr>
-          <w:ilvl w:val="0"/>
-          <w:numId w:val="2"/>
-        </w:numPr>
-        <w:spacing w:after="60"/>
-      </w:pPr>
-      <w:r>
-        <w:rPr>
-          <w:b/>
-          <w:bCs/>
-        </w:rPr>
-        <w:t>Resultado obtenido / estado:</w:t>
-      </w:r>
-      <w:r>
-        <w:t xml:space="preserve"> Por ejecutar. </w:t>
-      </w:r>
-      <w:r>
-        <w:rPr>
-          <w:b/>
-          <w:bCs/>
-        </w:rPr>
-        <w:t>Evidencia:</w:t>
-      </w:r>
-      <w:r>
-        <w:t xml:space="preserve"> evidencias/CP-18-sin-sesion.png (por adjuntar).</w:t>
-      </w:r>
-    </w:p>
-    <w:p>
-      <w:pPr>
-        <w:pStyle w:val="Ttulo3"/>
-        <w:keepNext/>
-        <w:spacing w:before="200" w:after="80"/>
-        <w:rPr>
-          <w:color w:val="auto"/>
-        </w:rPr>
-      </w:pPr>
-      <w:r>
-        <w:rPr>
-          <w:b/>
-          <w:bCs/>
-          <w:color w:val="auto"/>
-          <w:sz w:val="22"/>
-          <w:szCs w:val="22"/>
-        </w:rPr>
-        <w:t xml:space="preserve">CP-19 — </w:t>
-      </w:r>
-      <w:proofErr w:type="spellStart"/>
-      <w:r>
-        <w:rPr>
-          <w:b/>
-          <w:bCs/>
-          <w:color w:val="auto"/>
-          <w:sz w:val="22"/>
-          <w:szCs w:val="22"/>
-        </w:rPr>
-        <w:t>Checkout</w:t>
-      </w:r>
-      <w:proofErr w:type="spellEnd"/>
-      <w:r>
-        <w:rPr>
-          <w:b/>
-          <w:bCs/>
-          <w:color w:val="auto"/>
-          <w:sz w:val="22"/>
-          <w:szCs w:val="22"/>
-        </w:rPr>
-        <w:t xml:space="preserve"> con carrito vacío — R4′ (F07)</w:t>
+        <w:t>CP-19 — Checkout con carrito vacío — R4′ (F07)</w:t>
       </w:r>
     </w:p>
     <w:p>
@@ -9526,12 +8666,6 @@
         <w:gridCol w:w="1600"/>
       </w:tblGrid>
       <w:tr>
-        <w:tblPrEx>
-          <w:tblCellMar>
-            <w:top w:w="0" w:type="dxa"/>
-            <w:bottom w:w="0" w:type="dxa"/>
-          </w:tblCellMar>
-        </w:tblPrEx>
         <w:trPr>
           <w:cantSplit/>
           <w:tblHeader/>
@@ -9634,12 +8768,6 @@
         </w:tc>
       </w:tr>
       <w:tr>
-        <w:tblPrEx>
-          <w:tblCellMar>
-            <w:top w:w="0" w:type="dxa"/>
-            <w:bottom w:w="0" w:type="dxa"/>
-          </w:tblCellMar>
-        </w:tblPrEx>
         <w:trPr>
           <w:cantSplit/>
         </w:trPr>
@@ -9732,12 +8860,6 @@
         </w:tc>
       </w:tr>
       <w:tr>
-        <w:tblPrEx>
-          <w:tblCellMar>
-            <w:top w:w="0" w:type="dxa"/>
-            <w:bottom w:w="0" w:type="dxa"/>
-          </w:tblCellMar>
-        </w:tblPrEx>
         <w:trPr>
           <w:cantSplit/>
         </w:trPr>
@@ -9830,12 +8952,6 @@
         </w:tc>
       </w:tr>
       <w:tr>
-        <w:tblPrEx>
-          <w:tblCellMar>
-            <w:top w:w="0" w:type="dxa"/>
-            <w:bottom w:w="0" w:type="dxa"/>
-          </w:tblCellMar>
-        </w:tblPrEx>
         <w:trPr>
           <w:cantSplit/>
         </w:trPr>
@@ -9928,12 +9044,6 @@
         </w:tc>
       </w:tr>
       <w:tr>
-        <w:tblPrEx>
-          <w:tblCellMar>
-            <w:top w:w="0" w:type="dxa"/>
-            <w:bottom w:w="0" w:type="dxa"/>
-          </w:tblCellMar>
-        </w:tblPrEx>
         <w:trPr>
           <w:cantSplit/>
         </w:trPr>
@@ -10026,12 +9136,6 @@
         </w:tc>
       </w:tr>
       <w:tr>
-        <w:tblPrEx>
-          <w:tblCellMar>
-            <w:top w:w="0" w:type="dxa"/>
-            <w:bottom w:w="0" w:type="dxa"/>
-          </w:tblCellMar>
-        </w:tblPrEx>
         <w:trPr>
           <w:cantSplit/>
         </w:trPr>
@@ -10124,12 +9228,6 @@
         </w:tc>
       </w:tr>
       <w:tr>
-        <w:tblPrEx>
-          <w:tblCellMar>
-            <w:top w:w="0" w:type="dxa"/>
-            <w:bottom w:w="0" w:type="dxa"/>
-          </w:tblCellMar>
-        </w:tblPrEx>
         <w:trPr>
           <w:cantSplit/>
         </w:trPr>
@@ -10222,12 +9320,6 @@
         </w:tc>
       </w:tr>
       <w:tr>
-        <w:tblPrEx>
-          <w:tblCellMar>
-            <w:top w:w="0" w:type="dxa"/>
-            <w:bottom w:w="0" w:type="dxa"/>
-          </w:tblCellMar>
-        </w:tblPrEx>
         <w:trPr>
           <w:cantSplit/>
         </w:trPr>
@@ -10320,12 +9412,6 @@
         </w:tc>
       </w:tr>
       <w:tr>
-        <w:tblPrEx>
-          <w:tblCellMar>
-            <w:top w:w="0" w:type="dxa"/>
-            <w:bottom w:w="0" w:type="dxa"/>
-          </w:tblCellMar>
-        </w:tblPrEx>
         <w:trPr>
           <w:cantSplit/>
         </w:trPr>
@@ -10509,12 +9595,6 @@
         <w:gridCol w:w="1204"/>
       </w:tblGrid>
       <w:tr>
-        <w:tblPrEx>
-          <w:tblCellMar>
-            <w:top w:w="0" w:type="dxa"/>
-            <w:bottom w:w="0" w:type="dxa"/>
-          </w:tblCellMar>
-        </w:tblPrEx>
         <w:trPr>
           <w:cantSplit/>
           <w:tblHeader/>
@@ -10746,12 +9826,6 @@
         </w:tc>
       </w:tr>
       <w:tr>
-        <w:tblPrEx>
-          <w:tblCellMar>
-            <w:top w:w="0" w:type="dxa"/>
-            <w:bottom w:w="0" w:type="dxa"/>
-          </w:tblCellMar>
-        </w:tblPrEx>
         <w:trPr>
           <w:cantSplit/>
         </w:trPr>
@@ -10960,12 +10034,6 @@
         </w:tc>
       </w:tr>
       <w:tr>
-        <w:tblPrEx>
-          <w:tblCellMar>
-            <w:top w:w="0" w:type="dxa"/>
-            <w:bottom w:w="0" w:type="dxa"/>
-          </w:tblCellMar>
-        </w:tblPrEx>
         <w:trPr>
           <w:cantSplit/>
         </w:trPr>
@@ -11174,12 +10242,6 @@
         </w:tc>
       </w:tr>
       <w:tr>
-        <w:tblPrEx>
-          <w:tblCellMar>
-            <w:top w:w="0" w:type="dxa"/>
-            <w:bottom w:w="0" w:type="dxa"/>
-          </w:tblCellMar>
-        </w:tblPrEx>
         <w:trPr>
           <w:cantSplit/>
         </w:trPr>
@@ -11388,12 +10450,6 @@
         </w:tc>
       </w:tr>
       <w:tr>
-        <w:tblPrEx>
-          <w:tblCellMar>
-            <w:top w:w="0" w:type="dxa"/>
-            <w:bottom w:w="0" w:type="dxa"/>
-          </w:tblCellMar>
-        </w:tblPrEx>
         <w:trPr>
           <w:cantSplit/>
         </w:trPr>
@@ -11602,12 +10658,6 @@
         </w:tc>
       </w:tr>
       <w:tr>
-        <w:tblPrEx>
-          <w:tblCellMar>
-            <w:top w:w="0" w:type="dxa"/>
-            <w:bottom w:w="0" w:type="dxa"/>
-          </w:tblCellMar>
-        </w:tblPrEx>
         <w:trPr>
           <w:cantSplit/>
         </w:trPr>
@@ -11665,23 +10715,7 @@
                 <w:sz w:val="19"/>
                 <w:szCs w:val="19"/>
               </w:rPr>
-              <w:t xml:space="preserve">Posible acceso a </w:t>
-            </w:r>
-            <w:proofErr w:type="spellStart"/>
-            <w:r>
-              <w:rPr>
-                <w:sz w:val="19"/>
-                <w:szCs w:val="19"/>
-              </w:rPr>
-              <w:t>checkout</w:t>
-            </w:r>
-            <w:proofErr w:type="spellEnd"/>
-            <w:r>
-              <w:rPr>
-                <w:sz w:val="19"/>
-                <w:szCs w:val="19"/>
-              </w:rPr>
-              <w:t xml:space="preserve"> con carrito vacío o sin sesión</w:t>
+              <w:t>Posible acceso a checkout con carrito vacío o sin sesión</w:t>
             </w:r>
           </w:p>
         </w:tc>
@@ -12169,12 +11203,6 @@
         <w:gridCol w:w="1604"/>
       </w:tblGrid>
       <w:tr>
-        <w:tblPrEx>
-          <w:tblCellMar>
-            <w:top w:w="0" w:type="dxa"/>
-            <w:bottom w:w="0" w:type="dxa"/>
-          </w:tblCellMar>
-        </w:tblPrEx>
         <w:trPr>
           <w:cantSplit/>
           <w:tblHeader/>
@@ -12341,12 +11369,6 @@
         </w:tc>
       </w:tr>
       <w:tr>
-        <w:tblPrEx>
-          <w:tblCellMar>
-            <w:top w:w="0" w:type="dxa"/>
-            <w:bottom w:w="0" w:type="dxa"/>
-          </w:tblCellMar>
-        </w:tblPrEx>
         <w:trPr>
           <w:cantSplit/>
         </w:trPr>
@@ -12433,71 +11455,7 @@
                 <w:sz w:val="19"/>
                 <w:szCs w:val="19"/>
               </w:rPr>
-              <w:t xml:space="preserve">Recorrer el listado con Tab, </w:t>
-            </w:r>
-            <w:proofErr w:type="spellStart"/>
-            <w:r>
-              <w:rPr>
-                <w:sz w:val="19"/>
-                <w:szCs w:val="19"/>
-              </w:rPr>
-              <w:t>Shift+Tab</w:t>
-            </w:r>
-            <w:proofErr w:type="spellEnd"/>
-            <w:r>
-              <w:rPr>
-                <w:sz w:val="19"/>
-                <w:szCs w:val="19"/>
-              </w:rPr>
-              <w:t xml:space="preserve"> y Enter; comprobar orden lógico, foco visible y que Add </w:t>
-            </w:r>
-            <w:proofErr w:type="spellStart"/>
-            <w:r>
-              <w:rPr>
-                <w:sz w:val="19"/>
-                <w:szCs w:val="19"/>
-              </w:rPr>
-              <w:t>to</w:t>
-            </w:r>
-            <w:proofErr w:type="spellEnd"/>
-            <w:r>
-              <w:rPr>
-                <w:sz w:val="19"/>
-                <w:szCs w:val="19"/>
-              </w:rPr>
-              <w:t xml:space="preserve"> </w:t>
-            </w:r>
-            <w:proofErr w:type="spellStart"/>
-            <w:r>
-              <w:rPr>
-                <w:sz w:val="19"/>
-                <w:szCs w:val="19"/>
-              </w:rPr>
-              <w:t>cart</w:t>
-            </w:r>
-            <w:proofErr w:type="spellEnd"/>
-            <w:r>
-              <w:rPr>
-                <w:sz w:val="19"/>
-                <w:szCs w:val="19"/>
-              </w:rPr>
-              <w:t xml:space="preserve"> y View </w:t>
-            </w:r>
-            <w:proofErr w:type="spellStart"/>
-            <w:r>
-              <w:rPr>
-                <w:sz w:val="19"/>
-                <w:szCs w:val="19"/>
-              </w:rPr>
-              <w:t>Product</w:t>
-            </w:r>
-            <w:proofErr w:type="spellEnd"/>
-            <w:r>
-              <w:rPr>
-                <w:sz w:val="19"/>
-                <w:szCs w:val="19"/>
-              </w:rPr>
-              <w:t xml:space="preserve"> sean operables sin ratón</w:t>
+              <w:t>Recorrer el listado con Tab, Shift+Tab y Enter; comprobar orden lógico, foco visible y que Add to cart y View Product sean operables sin ratón</w:t>
             </w:r>
           </w:p>
         </w:tc>
@@ -12561,12 +11519,6 @@
         </w:tc>
       </w:tr>
       <w:tr>
-        <w:tblPrEx>
-          <w:tblCellMar>
-            <w:top w:w="0" w:type="dxa"/>
-            <w:bottom w:w="0" w:type="dxa"/>
-          </w:tblCellMar>
-        </w:tblPrEx>
         <w:trPr>
           <w:cantSplit/>
         </w:trPr>
@@ -12653,23 +11605,7 @@
                 <w:sz w:val="19"/>
                 <w:szCs w:val="19"/>
               </w:rPr>
-              <w:t xml:space="preserve">Inspeccionar si las imágenes de producto tienen atributo </w:t>
-            </w:r>
-            <w:proofErr w:type="spellStart"/>
-            <w:r>
-              <w:rPr>
-                <w:sz w:val="19"/>
-                <w:szCs w:val="19"/>
-              </w:rPr>
-              <w:t>alt</w:t>
-            </w:r>
-            <w:proofErr w:type="spellEnd"/>
-            <w:r>
-              <w:rPr>
-                <w:sz w:val="19"/>
-                <w:szCs w:val="19"/>
-              </w:rPr>
-              <w:t xml:space="preserve"> significativo</w:t>
+              <w:t>Inspeccionar si las imágenes de producto tienen atributo alt significativo</w:t>
             </w:r>
           </w:p>
         </w:tc>
@@ -12733,12 +11669,6 @@
         </w:tc>
       </w:tr>
       <w:tr>
-        <w:tblPrEx>
-          <w:tblCellMar>
-            <w:top w:w="0" w:type="dxa"/>
-            <w:bottom w:w="0" w:type="dxa"/>
-          </w:tblCellMar>
-        </w:tblPrEx>
         <w:trPr>
           <w:cantSplit/>
         </w:trPr>
@@ -12889,12 +11819,6 @@
         </w:tc>
       </w:tr>
       <w:tr>
-        <w:tblPrEx>
-          <w:tblCellMar>
-            <w:top w:w="0" w:type="dxa"/>
-            <w:bottom w:w="0" w:type="dxa"/>
-          </w:tblCellMar>
-        </w:tblPrEx>
         <w:trPr>
           <w:cantSplit/>
         </w:trPr>
@@ -13045,12 +11969,6 @@
         </w:tc>
       </w:tr>
       <w:tr>
-        <w:tblPrEx>
-          <w:tblCellMar>
-            <w:top w:w="0" w:type="dxa"/>
-            <w:bottom w:w="0" w:type="dxa"/>
-          </w:tblCellMar>
-        </w:tblPrEx>
         <w:trPr>
           <w:cantSplit/>
         </w:trPr>
@@ -13137,23 +12055,7 @@
                 <w:sz w:val="19"/>
                 <w:szCs w:val="19"/>
               </w:rPr>
-              <w:t xml:space="preserve">Reducir el ancho de la ventana (≈375 </w:t>
-            </w:r>
-            <w:proofErr w:type="spellStart"/>
-            <w:r>
-              <w:rPr>
-                <w:sz w:val="19"/>
-                <w:szCs w:val="19"/>
-              </w:rPr>
-              <w:t>px</w:t>
-            </w:r>
-            <w:proofErr w:type="spellEnd"/>
-            <w:r>
-              <w:rPr>
-                <w:sz w:val="19"/>
-                <w:szCs w:val="19"/>
-              </w:rPr>
-              <w:t>) y comprobar que el listado, los filtros y los botones siguen siendo legibles y utilizables</w:t>
+              <w:t>Reducir el ancho de la ventana (≈375 px) y comprobar que el listado, los filtros y los botones siguen siendo legibles y utilizables</w:t>
             </w:r>
           </w:p>
         </w:tc>
@@ -13234,15 +12136,7 @@
         <w:t>Pendientes de inspección complementaria:</w:t>
       </w:r>
       <w:r>
-        <w:t xml:space="preserve"> </w:t>
-      </w:r>
-      <w:proofErr w:type="gramStart"/>
-      <w:r>
-        <w:t>verificar si el mensaje “Added!</w:t>
-      </w:r>
-      <w:proofErr w:type="gramEnd"/>
-      <w:r>
-        <w:t xml:space="preserve">” puede cerrarse con el teclado y si la navegación es comprensible sin depender únicamente del color. Estos son </w:t>
+        <w:t xml:space="preserve"> verificar si el mensaje “Added!” puede cerrarse con el teclado y si la navegación es comprensible sin depender únicamente del color. Estos son </w:t>
       </w:r>
       <w:r>
         <w:rPr>
@@ -13310,23 +12204,7 @@
         <w:spacing w:after="60"/>
       </w:pPr>
       <w:r>
-        <w:t xml:space="preserve">Crear o identificar el proyecto Jira del QA de </w:t>
-      </w:r>
-      <w:proofErr w:type="spellStart"/>
-      <w:r>
-        <w:t>Automation</w:t>
-      </w:r>
-      <w:proofErr w:type="spellEnd"/>
-      <w:r>
-        <w:t xml:space="preserve"> </w:t>
-      </w:r>
-      <w:proofErr w:type="spellStart"/>
-      <w:r>
-        <w:t>Exercise</w:t>
-      </w:r>
-      <w:proofErr w:type="spellEnd"/>
-      <w:r>
-        <w:t>.</w:t>
+        <w:t>Crear o identificar el proyecto Jira del QA de Automation Exercise.</w:t>
       </w:r>
     </w:p>
     <w:p>
@@ -13462,15 +12340,7 @@
         <w:t>Verificación humana pendiente:</w:t>
       </w:r>
       <w:r>
-        <w:t xml:space="preserve"> ejecutar cada caso en el sitio, confirmar la existencia de cada campo, botón y mensaje (en especial el buscador y el flujo de </w:t>
-      </w:r>
-      <w:proofErr w:type="spellStart"/>
-      <w:r>
-        <w:t>checkout</w:t>
-      </w:r>
-      <w:proofErr w:type="spellEnd"/>
-      <w:r>
-        <w:t>), comprobar las reglas no documentadas, corregir lo que no coincida y dejar capturas reales. No se atribuyen a la IA ejecuciones, capturas ni defectos confirmados.</w:t>
+        <w:t xml:space="preserve"> ejecutar cada caso en el sitio, confirmar la existencia de cada campo, botón y mensaje (en especial el buscador y el flujo de checkout), comprobar las reglas no documentadas, corregir lo que no coincida y dejar capturas reales. No se atribuyen a la IA ejecuciones, capturas ni defectos confirmados.</w:t>
       </w:r>
     </w:p>
     <w:p>
@@ -13632,55 +12502,7 @@
         <w:spacing w:after="60"/>
       </w:pPr>
       <w:r>
-        <w:t xml:space="preserve">Hacer </w:t>
-      </w:r>
-      <w:proofErr w:type="spellStart"/>
-      <w:r>
-        <w:t>git</w:t>
-      </w:r>
-      <w:proofErr w:type="spellEnd"/>
-      <w:r>
-        <w:t xml:space="preserve"> </w:t>
-      </w:r>
-      <w:proofErr w:type="spellStart"/>
-      <w:r>
-        <w:t>add</w:t>
-      </w:r>
-      <w:proofErr w:type="spellEnd"/>
-      <w:r>
-        <w:t xml:space="preserve">, </w:t>
-      </w:r>
-      <w:proofErr w:type="spellStart"/>
-      <w:r>
-        <w:t>git</w:t>
-      </w:r>
-      <w:proofErr w:type="spellEnd"/>
-      <w:r>
-        <w:t xml:space="preserve"> </w:t>
-      </w:r>
-      <w:proofErr w:type="spellStart"/>
-      <w:r>
-        <w:t>commit</w:t>
-      </w:r>
-      <w:proofErr w:type="spellEnd"/>
-      <w:r>
-        <w:t xml:space="preserve"> y </w:t>
-      </w:r>
-      <w:proofErr w:type="spellStart"/>
-      <w:r>
-        <w:t>git</w:t>
-      </w:r>
-      <w:proofErr w:type="spellEnd"/>
-      <w:r>
-        <w:t xml:space="preserve"> </w:t>
-      </w:r>
-      <w:proofErr w:type="spellStart"/>
-      <w:r>
-        <w:t>push</w:t>
-      </w:r>
-      <w:proofErr w:type="spellEnd"/>
-      <w:r>
-        <w:t xml:space="preserve"> al repositorio propio cuando esté revisado.</w:t>
+        <w:t>Hacer git add, git commit y git push al repositorio propio cuando esté revisado.</w:t>
       </w:r>
     </w:p>
     <w:sectPr>
@@ -13725,43 +12547,7 @@
         <w:sz w:val="18"/>
         <w:szCs w:val="18"/>
       </w:rPr>
-      <w:t xml:space="preserve">Casos de prueba manuales v1 — </w:t>
-    </w:r>
-    <w:proofErr w:type="spellStart"/>
-    <w:r>
-      <w:rPr>
-        <w:color w:val="666666"/>
-        <w:sz w:val="18"/>
-        <w:szCs w:val="18"/>
-      </w:rPr>
-      <w:t>Automation</w:t>
-    </w:r>
-    <w:proofErr w:type="spellEnd"/>
-    <w:r>
-      <w:rPr>
-        <w:color w:val="666666"/>
-        <w:sz w:val="18"/>
-        <w:szCs w:val="18"/>
-      </w:rPr>
-      <w:t xml:space="preserve"> </w:t>
-    </w:r>
-    <w:proofErr w:type="spellStart"/>
-    <w:r>
-      <w:rPr>
-        <w:color w:val="666666"/>
-        <w:sz w:val="18"/>
-        <w:szCs w:val="18"/>
-      </w:rPr>
-      <w:t>Exercise</w:t>
-    </w:r>
-    <w:proofErr w:type="spellEnd"/>
-    <w:r>
-      <w:rPr>
-        <w:color w:val="666666"/>
-        <w:sz w:val="18"/>
-        <w:szCs w:val="18"/>
-      </w:rPr>
-      <w:t xml:space="preserve"> · Página </w:t>
+      <w:t xml:space="preserve">Casos de prueba manuales v1 — Automation Exercise · Página </w:t>
     </w:r>
     <w:r>
       <w:rPr>
